--- a/README.docx
+++ b/README.docx
@@ -406,7 +406,7 @@
     </w:p>
     <w:p>
       <w:r>
-        <w:t>Four of the six bugs in this project were caught here, for cents, before any</w:t>
+        <w:t>Four of the seven bugs in my own code were caught here, for cents, before any</w:t>
       </w:r>
     </w:p>
     <w:p>
@@ -814,7 +814,52 @@
     </w:p>
     <w:p>
       <w:r>
-        <w:t>the bar.</w:t>
+        <w:t xml:space="preserve">the bar. Calls 13-18 re-run the booking-flow scenarios with </w:t>
+      </w:r>
+      <w:r>
+        <w:rPr>
+          <w:rFonts w:ascii="Menlo" w:hAnsi="Menlo"/>
+          <w:color w:val="333333"/>
+          <w:sz w:val="19"/>
+        </w:rPr>
+        <w:t>IDENTITY=on_file</w:t>
+      </w:r>
+      <w:r>
+        <w:t>,</w:t>
+      </w:r>
+    </w:p>
+    <w:p>
+      <w:r>
+        <w:t>which swaps the persona for the identity the practice actually holds and leaves the</w:t>
+      </w:r>
+    </w:p>
+    <w:p>
+      <w:r>
+        <w:t xml:space="preserve">task alone -- see the top of </w:t>
+      </w:r>
+      <w:r>
+        <w:rPr>
+          <w:color w:val="1A5FB4"/>
+          <w:u w:val="single"/>
+        </w:rPr>
+        <w:t>BUGS.md</w:t>
+      </w:r>
+      <w:r>
+        <w:t xml:space="preserve"> for why that was necessary:</w:t>
+      </w:r>
+    </w:p>
+    <w:p>
+      <w:pPr>
+        <w:spacing w:before="120" w:after="120"/>
+        <w:ind w:left="360"/>
+      </w:pPr>
+      <w:r>
+        <w:rPr>
+          <w:rFonts w:ascii="Menlo" w:hAnsi="Menlo"/>
+          <w:color w:val="333333"/>
+          <w:sz w:val="18"/>
+        </w:rPr>
+        <w:t>IDENTITY=on_file python run_calls.py --scenario closed_weekend reschedule cancel</w:t>
       </w:r>
     </w:p>
     <w:p>
@@ -841,7 +886,7 @@
     </w:p>
     <w:p>
       <w:r>
-        <w:t>Realtime audio tokens. Twelve calls is under $10. Every scenario has a hard</w:t>
+        <w:t>Realtime audio tokens. All 18 calls came to about $11. Every scenario has a hard</w:t>
       </w:r>
     </w:p>
     <w:p>

--- a/README.docx
+++ b/README.docx
@@ -12,38 +12,35 @@
     </w:p>
     <w:p>
       <w:r>
-        <w:t>An automated patient that phones a medical practice's AI receptionist, holds a real</w:t>
+        <w:rPr>
+          <w:b w:val="0"/>
+          <w:i w:val="0"/>
+        </w:rPr>
+        <w:t>An automated patient that phones a medical practice's AI receptionist, holds a real conversation with it, and writes down what went wrong.</w:t>
       </w:r>
     </w:p>
     <w:p>
       <w:r>
-        <w:t>conversation with it, and writes down what went wrong.</w:t>
-      </w:r>
-    </w:p>
-    <w:p>
-      <w:r>
+        <w:rPr>
+          <w:b w:val="0"/>
+          <w:i w:val="0"/>
+        </w:rPr>
         <w:t xml:space="preserve">It places outbound calls to </w:t>
       </w:r>
       <w:r>
         <w:rPr>
           <w:rFonts w:ascii="Menlo" w:hAnsi="Menlo"/>
-          <w:color w:val="333333"/>
+          <w:b w:val="0"/>
           <w:sz w:val="19"/>
         </w:rPr>
         <w:t>+1-805-439-8008</w:t>
       </w:r>
       <w:r>
-        <w:t>, plays one of twelve patient personas</w:t>
-      </w:r>
-    </w:p>
-    <w:p>
-      <w:r>
-        <w:t>over the phone via OpenAI's Realtime API, records both sides, and drafts a bug</w:t>
-      </w:r>
-    </w:p>
-    <w:p>
-      <w:r>
-        <w:t>report from the transcripts.</w:t>
+        <w:rPr>
+          <w:b w:val="0"/>
+          <w:i w:val="0"/>
+        </w:rPr>
+        <w:t>, plays one of twelve patient personas over the phone via OpenAI's Realtime API, records both sides, and drafts a bug report from the transcripts.</w:t>
       </w:r>
     </w:p>
     <w:p>
@@ -53,16 +50,22 @@
       <w:r>
         <w:rPr>
           <w:b/>
+          <w:i w:val="0"/>
         </w:rPr>
         <w:t>How it works and why:</w:t>
       </w:r>
       <w:r>
+        <w:rPr>
+          <w:b w:val="0"/>
+          <w:i w:val="0"/>
+        </w:rPr>
         <w:t xml:space="preserve"> </w:t>
       </w:r>
       <w:r>
         <w:rPr>
+          <w:b w:val="0"/>
+          <w:i w:val="0"/>
           <w:color w:val="1A5FB4"/>
-          <w:u w:val="single"/>
         </w:rPr>
         <w:t>ARCHITECTURE.md</w:t>
       </w:r>
@@ -74,16 +77,22 @@
       <w:r>
         <w:rPr>
           <w:b/>
+          <w:i w:val="0"/>
         </w:rPr>
         <w:t>What it found:</w:t>
       </w:r>
       <w:r>
+        <w:rPr>
+          <w:b w:val="0"/>
+          <w:i w:val="0"/>
+        </w:rPr>
         <w:t xml:space="preserve"> </w:t>
       </w:r>
       <w:r>
         <w:rPr>
+          <w:b w:val="0"/>
+          <w:i w:val="0"/>
           <w:color w:val="1A5FB4"/>
-          <w:u w:val="single"/>
         </w:rPr>
         <w:t>BUGS.md</w:t>
       </w:r>
@@ -95,72 +104,97 @@
       <w:r>
         <w:rPr>
           <w:b/>
+          <w:i w:val="0"/>
         </w:rPr>
         <w:t>The calls:</w:t>
       </w:r>
       <w:r>
+        <w:rPr>
+          <w:b w:val="0"/>
+          <w:i w:val="0"/>
+        </w:rPr>
         <w:t xml:space="preserve"> </w:t>
       </w:r>
       <w:r>
         <w:rPr>
+          <w:rFonts w:ascii="Menlo" w:hAnsi="Menlo"/>
+          <w:b w:val="0"/>
           <w:color w:val="1A5FB4"/>
-          <w:u w:val="single"/>
+          <w:sz w:val="19"/>
         </w:rPr>
-        <w:t>`calls/`</w:t>
+        <w:t>calls/</w:t>
       </w:r>
       <w:r>
+        <w:rPr>
+          <w:b w:val="0"/>
+          <w:i w:val="0"/>
+        </w:rPr>
         <w:t xml:space="preserve"> — one directory each, with </w:t>
       </w:r>
       <w:r>
         <w:rPr>
           <w:rFonts w:ascii="Menlo" w:hAnsi="Menlo"/>
-          <w:color w:val="333333"/>
+          <w:b w:val="0"/>
           <w:sz w:val="19"/>
         </w:rPr>
         <w:t>transcript.txt</w:t>
       </w:r>
       <w:r>
-        <w:t>,</w:t>
+        <w:rPr>
+          <w:b w:val="0"/>
+          <w:i w:val="0"/>
+        </w:rPr>
+        <w:t xml:space="preserve">, </w:t>
       </w:r>
-    </w:p>
-    <w:p>
       <w:r>
         <w:rPr>
           <w:rFonts w:ascii="Menlo" w:hAnsi="Menlo"/>
-          <w:color w:val="333333"/>
+          <w:b w:val="0"/>
           <w:sz w:val="19"/>
         </w:rPr>
         <w:t>transcript.json</w:t>
       </w:r>
       <w:r>
+        <w:rPr>
+          <w:b w:val="0"/>
+          <w:i w:val="0"/>
+        </w:rPr>
         <w:t xml:space="preserve">, </w:t>
       </w:r>
       <w:r>
         <w:rPr>
           <w:rFonts w:ascii="Menlo" w:hAnsi="Menlo"/>
-          <w:color w:val="333333"/>
+          <w:b w:val="0"/>
           <w:sz w:val="19"/>
         </w:rPr>
         <w:t>recording.mp3</w:t>
       </w:r>
       <w:r>
+        <w:rPr>
+          <w:b w:val="0"/>
+          <w:i w:val="0"/>
+        </w:rPr>
         <w:t xml:space="preserve">, </w:t>
       </w:r>
       <w:r>
         <w:rPr>
           <w:rFonts w:ascii="Menlo" w:hAnsi="Menlo"/>
-          <w:color w:val="333333"/>
+          <w:b w:val="0"/>
           <w:sz w:val="19"/>
         </w:rPr>
         <w:t>meta.json</w:t>
       </w:r>
       <w:r>
+        <w:rPr>
+          <w:b w:val="0"/>
+          <w:i w:val="0"/>
+        </w:rPr>
         <w:t xml:space="preserve"> and the raw </w:t>
       </w:r>
       <w:r>
         <w:rPr>
           <w:rFonts w:ascii="Menlo" w:hAnsi="Menlo"/>
-          <w:color w:val="333333"/>
+          <w:b w:val="0"/>
           <w:sz w:val="19"/>
         </w:rPr>
         <w:t>events.jsonl</w:t>
@@ -176,19 +210,38 @@
     </w:p>
     <w:p>
       <w:pPr>
-        <w:spacing w:before="120" w:after="120"/>
-        <w:ind w:left="360"/>
+        <w:spacing w:before="100" w:after="140"/>
+        <w:ind w:left="202"/>
+        <w:shd w:val="clear" w:fill="F4F4F4"/>
       </w:pPr>
       <w:r>
         <w:rPr>
           <w:rFonts w:ascii="Menlo" w:hAnsi="Menlo"/>
-          <w:color w:val="333333"/>
+          <w:color w:val="1A1A1A"/>
           <w:sz w:val="18"/>
         </w:rPr>
         <w:t>python3 -m venv .venv &amp;&amp; source .venv/bin/activate</w:t>
+      </w:r>
+      <w:r>
         <w:br/>
+      </w:r>
+      <w:r>
+        <w:rPr>
+          <w:rFonts w:ascii="Menlo" w:hAnsi="Menlo"/>
+          <w:color w:val="1A1A1A"/>
+          <w:sz w:val="18"/>
+        </w:rPr>
         <w:t>pip install -r requirements.txt</w:t>
+      </w:r>
+      <w:r>
         <w:br/>
+      </w:r>
+      <w:r>
+        <w:rPr>
+          <w:rFonts w:ascii="Menlo" w:hAnsi="Menlo"/>
+          <w:color w:val="1A1A1A"/>
+          <w:sz w:val="18"/>
+        </w:rPr>
         <w:t>cp .env.example .env        # then fill it in</w:t>
       </w:r>
     </w:p>
@@ -196,29 +249,32 @@
       <w:r>
         <w:rPr>
           <w:rFonts w:ascii="Menlo" w:hAnsi="Menlo"/>
-          <w:color w:val="333333"/>
+          <w:b w:val="0"/>
           <w:sz w:val="19"/>
         </w:rPr>
         <w:t>.env</w:t>
       </w:r>
       <w:r>
+        <w:rPr>
+          <w:b w:val="0"/>
+          <w:i w:val="0"/>
+        </w:rPr>
         <w:t xml:space="preserve"> needs an </w:t>
       </w:r>
       <w:r>
         <w:rPr>
           <w:rFonts w:ascii="Menlo" w:hAnsi="Menlo"/>
-          <w:color w:val="333333"/>
+          <w:b w:val="0"/>
           <w:sz w:val="19"/>
         </w:rPr>
         <w:t>OPENAI_API_KEY</w:t>
       </w:r>
       <w:r>
-        <w:t>, your Twilio SID/token, and the one Twilio number</w:t>
-      </w:r>
-    </w:p>
-    <w:p>
-      <w:r>
-        <w:t>you'll call from. Two things that will otherwise cost you an hour:</w:t>
+        <w:rPr>
+          <w:b w:val="0"/>
+          <w:i w:val="0"/>
+        </w:rPr>
+        <w:t>, your Twilio SID/token, and the one Twilio number you'll call from. Two things that will otherwise cost you an hour:</w:t>
       </w:r>
     </w:p>
     <w:p>
@@ -228,21 +284,16 @@
       <w:r>
         <w:rPr>
           <w:b/>
+          <w:i w:val="0"/>
         </w:rPr>
         <w:t>A Twilio trial account cannot do this.</w:t>
       </w:r>
       <w:r>
-        <w:t xml:space="preserve"> Trial accounts only dial numbers</w:t>
-      </w:r>
-    </w:p>
-    <w:p>
-      <w:r>
-        <w:t>you've verified as your own, and you can't verify someone else's line. Upgrade</w:t>
-      </w:r>
-    </w:p>
-    <w:p>
-      <w:r>
-        <w:t>first.</w:t>
+        <w:rPr>
+          <w:b w:val="0"/>
+          <w:i w:val="0"/>
+        </w:rPr>
+        <w:t xml:space="preserve"> Trial accounts only dial numbers you've verified as your own, and you can't verify someone else's line. Upgrade first.</w:t>
       </w:r>
     </w:p>
     <w:p>
@@ -252,61 +303,75 @@
       <w:r>
         <w:rPr>
           <w:b/>
+          <w:i w:val="0"/>
         </w:rPr>
         <w:t>Twilio needs a public URL</w:t>
       </w:r>
       <w:r>
+        <w:rPr>
+          <w:b w:val="0"/>
+          <w:i w:val="0"/>
+        </w:rPr>
         <w:t xml:space="preserve"> to stream audio to. Install </w:t>
       </w:r>
       <w:r>
         <w:rPr>
           <w:rFonts w:ascii="Menlo" w:hAnsi="Menlo"/>
-          <w:color w:val="333333"/>
+          <w:b w:val="0"/>
           <w:sz w:val="19"/>
         </w:rPr>
         <w:t>cloudflared</w:t>
       </w:r>
-    </w:p>
-    <w:p>
       <w:r>
-        <w:t>(</w:t>
+        <w:rPr>
+          <w:b w:val="0"/>
+          <w:i w:val="0"/>
+        </w:rPr>
+        <w:t xml:space="preserve"> (</w:t>
       </w:r>
       <w:r>
         <w:rPr>
           <w:rFonts w:ascii="Menlo" w:hAnsi="Menlo"/>
-          <w:color w:val="333333"/>
+          <w:b w:val="0"/>
           <w:sz w:val="19"/>
         </w:rPr>
         <w:t>brew install cloudflared</w:t>
       </w:r>
       <w:r>
-        <w:t>, no account needed) and the tool opens the tunnel</w:t>
-      </w:r>
-    </w:p>
-    <w:p>
-      <w:r>
-        <w:t xml:space="preserve">itself, or set </w:t>
+        <w:rPr>
+          <w:b w:val="0"/>
+          <w:i w:val="0"/>
+        </w:rPr>
+        <w:t xml:space="preserve">, no account needed) and the tool opens the tunnel itself, or set </w:t>
       </w:r>
       <w:r>
         <w:rPr>
           <w:rFonts w:ascii="Menlo" w:hAnsi="Menlo"/>
-          <w:color w:val="333333"/>
+          <w:b w:val="0"/>
           <w:sz w:val="19"/>
         </w:rPr>
         <w:t>PUBLIC_WSS_URL</w:t>
       </w:r>
       <w:r>
+        <w:rPr>
+          <w:b w:val="0"/>
+          <w:i w:val="0"/>
+        </w:rPr>
         <w:t xml:space="preserve"> in </w:t>
       </w:r>
       <w:r>
         <w:rPr>
           <w:rFonts w:ascii="Menlo" w:hAnsi="Menlo"/>
-          <w:color w:val="333333"/>
+          <w:b w:val="0"/>
           <w:sz w:val="19"/>
         </w:rPr>
         <w:t>.env</w:t>
       </w:r>
       <w:r>
+        <w:rPr>
+          <w:b w:val="0"/>
+          <w:i w:val="0"/>
+        </w:rPr>
         <w:t xml:space="preserve"> to your own.</w:t>
       </w:r>
     </w:p>
@@ -320,40 +385,73 @@
     </w:p>
     <w:p>
       <w:r>
+        <w:rPr>
+          <w:b w:val="0"/>
+          <w:i w:val="0"/>
+        </w:rPr>
         <w:t>One command — starts the bridge, opens the tunnel, places every call in sequence:</w:t>
       </w:r>
     </w:p>
     <w:p>
       <w:pPr>
-        <w:spacing w:before="120" w:after="120"/>
-        <w:ind w:left="360"/>
+        <w:spacing w:before="100" w:after="140"/>
+        <w:ind w:left="202"/>
+        <w:shd w:val="clear" w:fill="F4F4F4"/>
       </w:pPr>
       <w:r>
         <w:rPr>
           <w:rFonts w:ascii="Menlo" w:hAnsi="Menlo"/>
-          <w:color w:val="333333"/>
+          <w:color w:val="1A1A1A"/>
           <w:sz w:val="18"/>
         </w:rPr>
         <w:t>python run_calls.py --all</w:t>
+      </w:r>
+      <w:r>
         <w:br/>
+      </w:r>
+      <w:r>
+        <w:rPr>
+          <w:rFonts w:ascii="Menlo" w:hAnsi="Menlo"/>
+          <w:color w:val="1A1A1A"/>
+          <w:sz w:val="18"/>
+        </w:rPr>
         <w:t>python collect.py               # download recording.mp3 for each call</w:t>
+      </w:r>
+      <w:r>
         <w:br/>
+      </w:r>
+      <w:r>
+        <w:rPr>
+          <w:rFonts w:ascii="Menlo" w:hAnsi="Menlo"/>
+          <w:color w:val="1A1A1A"/>
+          <w:sz w:val="18"/>
+        </w:rPr>
         <w:t>python analyze.py               # draft candidate bugs -&gt; BUGS_draft.md</w:t>
       </w:r>
     </w:p>
     <w:p>
       <w:pPr>
-        <w:spacing w:before="120" w:after="120"/>
-        <w:ind w:left="360"/>
+        <w:spacing w:before="100" w:after="140"/>
+        <w:ind w:left="202"/>
+        <w:shd w:val="clear" w:fill="F4F4F4"/>
       </w:pPr>
       <w:r>
         <w:rPr>
           <w:rFonts w:ascii="Menlo" w:hAnsi="Menlo"/>
-          <w:color w:val="333333"/>
+          <w:color w:val="1A1A1A"/>
           <w:sz w:val="18"/>
         </w:rPr>
         <w:t>python run_calls.py --scenario refill closed_weekend   # just these</w:t>
+      </w:r>
+      <w:r>
         <w:br/>
+      </w:r>
+      <w:r>
+        <w:rPr>
+          <w:rFonts w:ascii="Menlo" w:hAnsi="Menlo"/>
+          <w:color w:val="1A1A1A"/>
+          <w:sz w:val="18"/>
+        </w:rPr>
         <w:t>python run_calls.py --all --dry-run                    # print TwiML, spend nothing</w:t>
       </w:r>
     </w:p>
@@ -369,70 +467,67 @@
       <w:r>
         <w:rPr>
           <w:rFonts w:ascii="Menlo" w:hAnsi="Menlo"/>
-          <w:color w:val="333333"/>
+          <w:b w:val="0"/>
           <w:sz w:val="19"/>
         </w:rPr>
         <w:t>tests/loopback.py</w:t>
       </w:r>
       <w:r>
-        <w:t xml:space="preserve"> runs a full call with no telephony. It stands up the real</w:t>
-      </w:r>
-    </w:p>
-    <w:p>
-      <w:r>
-        <w:t>bridge, speaks Twilio's WebSocket protocol at it, and puts a second Realtime</w:t>
-      </w:r>
-    </w:p>
-    <w:p>
-      <w:r>
-        <w:t>session on the far end playing a clinic receptionist:</w:t>
+        <w:rPr>
+          <w:b w:val="0"/>
+          <w:i w:val="0"/>
+        </w:rPr>
+        <w:t xml:space="preserve"> runs a full call with no telephony. It stands up the real bridge, speaks Twilio's WebSocket protocol at it, and puts a second Realtime session on the far end playing a clinic receptionist:</w:t>
       </w:r>
     </w:p>
     <w:p>
       <w:pPr>
-        <w:spacing w:before="120" w:after="120"/>
-        <w:ind w:left="360"/>
+        <w:spacing w:before="100" w:after="140"/>
+        <w:ind w:left="202"/>
+        <w:shd w:val="clear" w:fill="F4F4F4"/>
       </w:pPr>
       <w:r>
         <w:rPr>
           <w:rFonts w:ascii="Menlo" w:hAnsi="Menlo"/>
-          <w:color w:val="333333"/>
+          <w:color w:val="1A1A1A"/>
           <w:sz w:val="18"/>
         </w:rPr>
         <w:t>python tests/loopback.py refill</w:t>
+      </w:r>
+      <w:r>
         <w:br/>
+      </w:r>
+      <w:r>
+        <w:rPr>
+          <w:rFonts w:ascii="Menlo" w:hAnsi="Menlo"/>
+          <w:color w:val="1A1A1A"/>
+          <w:sz w:val="18"/>
+        </w:rPr>
         <w:t>pytest tests/test_units.py -q</w:t>
       </w:r>
     </w:p>
     <w:p>
       <w:r>
-        <w:t>Four of the seven bugs in my own code were caught here, for cents, before any</w:t>
-      </w:r>
-    </w:p>
-    <w:p>
-      <w:r>
-        <w:t>Twilio minutes were spent. The fake receptionist has one deliberate flaw — it</w:t>
-      </w:r>
-    </w:p>
-    <w:p>
-      <w:r>
-        <w:t xml:space="preserve">books weekend appointments without checking the calendar — so </w:t>
+        <w:rPr>
+          <w:b w:val="0"/>
+          <w:i w:val="0"/>
+        </w:rPr>
+        <w:t xml:space="preserve">Four of the seven bugs in my own code were caught here, for cents, before any Twilio minutes were spent. The fake receptionist has one deliberate flaw — it books weekend appointments without checking the calendar — so </w:t>
       </w:r>
       <w:r>
         <w:rPr>
           <w:rFonts w:ascii="Menlo" w:hAnsi="Menlo"/>
-          <w:color w:val="333333"/>
+          <w:b w:val="0"/>
           <w:sz w:val="19"/>
         </w:rPr>
         <w:t>analyze.py</w:t>
       </w:r>
       <w:r>
-        <w:t xml:space="preserve"> gets</w:t>
-      </w:r>
-    </w:p>
-    <w:p>
-      <w:r>
-        <w:t>verified end to end too.</w:t>
+        <w:rPr>
+          <w:b w:val="0"/>
+          <w:i w:val="0"/>
+        </w:rPr>
+        <w:t xml:space="preserve"> gets verified end to end too.</w:t>
       </w:r>
     </w:p>
     <w:p>
@@ -447,21 +542,31 @@
       <w:tblPr>
         <w:tblStyle w:val="TableGrid"/>
         <w:tblW w:type="auto" w:w="0"/>
+        <w:jc w:val="left"/>
+        <w:tblLayout w:type="fixed"/>
         <w:tblLook w:firstColumn="1" w:firstRow="1" w:lastColumn="0" w:lastRow="0" w:noHBand="0" w:noVBand="1" w:val="04A0"/>
       </w:tblPr>
       <w:tblGrid>
-        <w:gridCol w:w="4320"/>
-        <w:gridCol w:w="4320"/>
+        <w:gridCol w:w="4968"/>
+        <w:gridCol w:w="4968"/>
       </w:tblGrid>
       <w:tr>
+        <w:trPr>
+          <w:tblHeader/>
+        </w:trPr>
         <w:tc>
           <w:tcPr>
-            <w:tcW w:type="dxa" w:w="4320"/>
+            <w:tcW w:type="dxa" w:w="2120"/>
+            <w:shd w:val="clear" w:fill="EFEFEF"/>
           </w:tcPr>
           <w:p>
+            <w:pPr>
+              <w:spacing w:before="40" w:after="40"/>
+            </w:pPr>
             <w:r>
               <w:rPr>
                 <w:b/>
+                <w:i w:val="0"/>
               </w:rPr>
               <w:t>Scenario</w:t>
             </w:r>
@@ -469,12 +574,17 @@
         </w:tc>
         <w:tc>
           <w:tcPr>
-            <w:tcW w:type="dxa" w:w="4320"/>
+            <w:tcW w:type="dxa" w:w="7816"/>
+            <w:shd w:val="clear" w:fill="EFEFEF"/>
           </w:tcPr>
           <w:p>
+            <w:pPr>
+              <w:spacing w:before="40" w:after="40"/>
+            </w:pPr>
             <w:r>
               <w:rPr>
                 <w:b/>
+                <w:i w:val="0"/>
               </w:rPr>
               <w:t>What it probes</w:t>
             </w:r>
@@ -484,14 +594,17 @@
       <w:tr>
         <w:tc>
           <w:tcPr>
-            <w:tcW w:type="dxa" w:w="4320"/>
+            <w:tcW w:type="dxa" w:w="2120"/>
           </w:tcPr>
           <w:p>
+            <w:pPr>
+              <w:spacing w:before="40" w:after="40"/>
+            </w:pPr>
             <w:r>
               <w:rPr>
                 <w:rFonts w:ascii="Menlo" w:hAnsi="Menlo"/>
-                <w:color w:val="333333"/>
-                <w:sz w:val="19"/>
+                <w:b w:val="0"/>
+                <w:sz w:val="18"/>
               </w:rPr>
               <w:t>book_new</w:t>
             </w:r>
@@ -499,10 +612,17 @@
         </w:tc>
         <w:tc>
           <w:tcPr>
-            <w:tcW w:type="dxa" w:w="4320"/>
+            <w:tcW w:type="dxa" w:w="7816"/>
           </w:tcPr>
           <w:p>
+            <w:pPr>
+              <w:spacing w:before="40" w:after="40"/>
+            </w:pPr>
             <w:r>
+              <w:rPr>
+                <w:b w:val="0"/>
+                <w:i w:val="0"/>
+              </w:rPr>
               <w:t>Baseline: new patient books a physical</w:t>
             </w:r>
           </w:p>
@@ -511,14 +631,17 @@
       <w:tr>
         <w:tc>
           <w:tcPr>
-            <w:tcW w:type="dxa" w:w="4320"/>
+            <w:tcW w:type="dxa" w:w="2120"/>
           </w:tcPr>
           <w:p>
+            <w:pPr>
+              <w:spacing w:before="40" w:after="40"/>
+            </w:pPr>
             <w:r>
               <w:rPr>
                 <w:rFonts w:ascii="Menlo" w:hAnsi="Menlo"/>
-                <w:color w:val="333333"/>
-                <w:sz w:val="19"/>
+                <w:b w:val="0"/>
+                <w:sz w:val="18"/>
               </w:rPr>
               <w:t>reschedule</w:t>
             </w:r>
@@ -526,10 +649,17 @@
         </w:tc>
         <w:tc>
           <w:tcPr>
-            <w:tcW w:type="dxa" w:w="4320"/>
+            <w:tcW w:type="dxa" w:w="7816"/>
           </w:tcPr>
           <w:p>
+            <w:pPr>
+              <w:spacing w:before="40" w:after="40"/>
+            </w:pPr>
             <w:r>
+              <w:rPr>
+                <w:b w:val="0"/>
+                <w:i w:val="0"/>
+              </w:rPr>
               <w:t>Moves an appointment — is the old slot released?</w:t>
             </w:r>
           </w:p>
@@ -538,14 +668,17 @@
       <w:tr>
         <w:tc>
           <w:tcPr>
-            <w:tcW w:type="dxa" w:w="4320"/>
+            <w:tcW w:type="dxa" w:w="2120"/>
           </w:tcPr>
           <w:p>
+            <w:pPr>
+              <w:spacing w:before="40" w:after="40"/>
+            </w:pPr>
             <w:r>
               <w:rPr>
                 <w:rFonts w:ascii="Menlo" w:hAnsi="Menlo"/>
-                <w:color w:val="333333"/>
-                <w:sz w:val="19"/>
+                <w:b w:val="0"/>
+                <w:sz w:val="18"/>
               </w:rPr>
               <w:t>cancel</w:t>
             </w:r>
@@ -553,10 +686,17 @@
         </w:tc>
         <w:tc>
           <w:tcPr>
-            <w:tcW w:type="dxa" w:w="4320"/>
+            <w:tcW w:type="dxa" w:w="7816"/>
           </w:tcPr>
           <w:p>
+            <w:pPr>
+              <w:spacing w:before="40" w:after="40"/>
+            </w:pPr>
             <w:r>
+              <w:rPr>
+                <w:b w:val="0"/>
+                <w:i w:val="0"/>
+              </w:rPr>
               <w:t>Plain cancellation, no rebook</w:t>
             </w:r>
           </w:p>
@@ -565,14 +705,17 @@
       <w:tr>
         <w:tc>
           <w:tcPr>
-            <w:tcW w:type="dxa" w:w="4320"/>
+            <w:tcW w:type="dxa" w:w="2120"/>
           </w:tcPr>
           <w:p>
+            <w:pPr>
+              <w:spacing w:before="40" w:after="40"/>
+            </w:pPr>
             <w:r>
               <w:rPr>
                 <w:rFonts w:ascii="Menlo" w:hAnsi="Menlo"/>
-                <w:color w:val="333333"/>
-                <w:sz w:val="19"/>
+                <w:b w:val="0"/>
+                <w:sz w:val="18"/>
               </w:rPr>
               <w:t>refill</w:t>
             </w:r>
@@ -580,10 +723,17 @@
         </w:tc>
         <w:tc>
           <w:tcPr>
-            <w:tcW w:type="dxa" w:w="4320"/>
+            <w:tcW w:type="dxa" w:w="7816"/>
           </w:tcPr>
           <w:p>
+            <w:pPr>
+              <w:spacing w:before="40" w:after="40"/>
+            </w:pPr>
             <w:r>
+              <w:rPr>
+                <w:b w:val="0"/>
+                <w:i w:val="0"/>
+              </w:rPr>
               <w:t>Drug, dose and pharmacy captured correctly?</w:t>
             </w:r>
           </w:p>
@@ -592,14 +742,17 @@
       <w:tr>
         <w:tc>
           <w:tcPr>
-            <w:tcW w:type="dxa" w:w="4320"/>
+            <w:tcW w:type="dxa" w:w="2120"/>
           </w:tcPr>
           <w:p>
+            <w:pPr>
+              <w:spacing w:before="40" w:after="40"/>
+            </w:pPr>
             <w:r>
               <w:rPr>
                 <w:rFonts w:ascii="Menlo" w:hAnsi="Menlo"/>
-                <w:color w:val="333333"/>
-                <w:sz w:val="19"/>
+                <w:b w:val="0"/>
+                <w:sz w:val="18"/>
               </w:rPr>
               <w:t>hours_location</w:t>
             </w:r>
@@ -607,10 +760,17 @@
         </w:tc>
         <w:tc>
           <w:tcPr>
-            <w:tcW w:type="dxa" w:w="4320"/>
+            <w:tcW w:type="dxa" w:w="7816"/>
           </w:tcPr>
           <w:p>
+            <w:pPr>
+              <w:spacing w:before="40" w:after="40"/>
+            </w:pPr>
             <w:r>
+              <w:rPr>
+                <w:b w:val="0"/>
+                <w:i w:val="0"/>
+              </w:rPr>
               <w:t>Factual accuracy on hours, offices, parking</w:t>
             </w:r>
           </w:p>
@@ -619,14 +779,17 @@
       <w:tr>
         <w:tc>
           <w:tcPr>
-            <w:tcW w:type="dxa" w:w="4320"/>
+            <w:tcW w:type="dxa" w:w="2120"/>
           </w:tcPr>
           <w:p>
+            <w:pPr>
+              <w:spacing w:before="40" w:after="40"/>
+            </w:pPr>
             <w:r>
               <w:rPr>
                 <w:rFonts w:ascii="Menlo" w:hAnsi="Menlo"/>
-                <w:color w:val="333333"/>
-                <w:sz w:val="19"/>
+                <w:b w:val="0"/>
+                <w:sz w:val="18"/>
               </w:rPr>
               <w:t>insurance</w:t>
             </w:r>
@@ -634,10 +797,17 @@
         </w:tc>
         <w:tc>
           <w:tcPr>
-            <w:tcW w:type="dxa" w:w="4320"/>
+            <w:tcW w:type="dxa" w:w="7816"/>
           </w:tcPr>
           <w:p>
+            <w:pPr>
+              <w:spacing w:before="40" w:after="40"/>
+            </w:pPr>
             <w:r>
+              <w:rPr>
+                <w:b w:val="0"/>
+                <w:i w:val="0"/>
+              </w:rPr>
               <w:t>Does it claim network status or quote prices it can't know?</w:t>
             </w:r>
           </w:p>
@@ -646,14 +816,17 @@
       <w:tr>
         <w:tc>
           <w:tcPr>
-            <w:tcW w:type="dxa" w:w="4320"/>
+            <w:tcW w:type="dxa" w:w="2120"/>
           </w:tcPr>
           <w:p>
+            <w:pPr>
+              <w:spacing w:before="40" w:after="40"/>
+            </w:pPr>
             <w:r>
               <w:rPr>
                 <w:rFonts w:ascii="Menlo" w:hAnsi="Menlo"/>
-                <w:color w:val="333333"/>
-                <w:sz w:val="19"/>
+                <w:b w:val="0"/>
+                <w:sz w:val="18"/>
               </w:rPr>
               <w:t>closed_weekend</w:t>
             </w:r>
@@ -661,10 +834,17 @@
         </w:tc>
         <w:tc>
           <w:tcPr>
-            <w:tcW w:type="dxa" w:w="4320"/>
+            <w:tcW w:type="dxa" w:w="7816"/>
           </w:tcPr>
           <w:p>
+            <w:pPr>
+              <w:spacing w:before="40" w:after="40"/>
+            </w:pPr>
             <w:r>
+              <w:rPr>
+                <w:b w:val="0"/>
+                <w:i w:val="0"/>
+              </w:rPr>
               <w:t>Will it book a Sunday when the office is shut?</w:t>
             </w:r>
           </w:p>
@@ -673,14 +853,17 @@
       <w:tr>
         <w:tc>
           <w:tcPr>
-            <w:tcW w:type="dxa" w:w="4320"/>
+            <w:tcW w:type="dxa" w:w="2120"/>
           </w:tcPr>
           <w:p>
+            <w:pPr>
+              <w:spacing w:before="40" w:after="40"/>
+            </w:pPr>
             <w:r>
               <w:rPr>
                 <w:rFonts w:ascii="Menlo" w:hAnsi="Menlo"/>
-                <w:color w:val="333333"/>
-                <w:sz w:val="19"/>
+                <w:b w:val="0"/>
+                <w:sz w:val="18"/>
               </w:rPr>
               <w:t>barge_in</w:t>
             </w:r>
@@ -688,10 +871,17 @@
         </w:tc>
         <w:tc>
           <w:tcPr>
-            <w:tcW w:type="dxa" w:w="4320"/>
+            <w:tcW w:type="dxa" w:w="7816"/>
           </w:tcPr>
           <w:p>
+            <w:pPr>
+              <w:spacing w:before="40" w:after="40"/>
+            </w:pPr>
             <w:r>
+              <w:rPr>
+                <w:b w:val="0"/>
+                <w:i w:val="0"/>
+              </w:rPr>
               <w:t>Interruptions — does it stop talking and keep state?</w:t>
             </w:r>
           </w:p>
@@ -700,14 +890,17 @@
       <w:tr>
         <w:tc>
           <w:tcPr>
-            <w:tcW w:type="dxa" w:w="4320"/>
+            <w:tcW w:type="dxa" w:w="2120"/>
           </w:tcPr>
           <w:p>
+            <w:pPr>
+              <w:spacing w:before="40" w:after="40"/>
+            </w:pPr>
             <w:r>
               <w:rPr>
                 <w:rFonts w:ascii="Menlo" w:hAnsi="Menlo"/>
-                <w:color w:val="333333"/>
-                <w:sz w:val="19"/>
+                <w:b w:val="0"/>
+                <w:sz w:val="18"/>
               </w:rPr>
               <w:t>vague</w:t>
             </w:r>
@@ -715,10 +908,17 @@
         </w:tc>
         <w:tc>
           <w:tcPr>
-            <w:tcW w:type="dxa" w:w="4320"/>
+            <w:tcW w:type="dxa" w:w="7816"/>
           </w:tcPr>
           <w:p>
+            <w:pPr>
+              <w:spacing w:before="40" w:after="40"/>
+            </w:pPr>
             <w:r>
+              <w:rPr>
+                <w:b w:val="0"/>
+                <w:i w:val="0"/>
+              </w:rPr>
               <w:t>Caller who can't say what's wrong</w:t>
             </w:r>
           </w:p>
@@ -727,14 +927,17 @@
       <w:tr>
         <w:tc>
           <w:tcPr>
-            <w:tcW w:type="dxa" w:w="4320"/>
+            <w:tcW w:type="dxa" w:w="2120"/>
           </w:tcPr>
           <w:p>
+            <w:pPr>
+              <w:spacing w:before="40" w:after="40"/>
+            </w:pPr>
             <w:r>
               <w:rPr>
                 <w:rFonts w:ascii="Menlo" w:hAnsi="Menlo"/>
-                <w:color w:val="333333"/>
-                <w:sz w:val="19"/>
+                <w:b w:val="0"/>
+                <w:sz w:val="18"/>
               </w:rPr>
               <w:t>topic_switch</w:t>
             </w:r>
@@ -742,10 +945,17 @@
         </w:tc>
         <w:tc>
           <w:tcPr>
-            <w:tcW w:type="dxa" w:w="4320"/>
+            <w:tcW w:type="dxa" w:w="7816"/>
           </w:tcPr>
           <w:p>
+            <w:pPr>
+              <w:spacing w:before="40" w:after="40"/>
+            </w:pPr>
             <w:r>
+              <w:rPr>
+                <w:b w:val="0"/>
+                <w:i w:val="0"/>
+              </w:rPr>
               <w:t>Books, detours into billing — does the booking survive?</w:t>
             </w:r>
           </w:p>
@@ -754,14 +964,17 @@
       <w:tr>
         <w:tc>
           <w:tcPr>
-            <w:tcW w:type="dxa" w:w="4320"/>
+            <w:tcW w:type="dxa" w:w="2120"/>
           </w:tcPr>
           <w:p>
+            <w:pPr>
+              <w:spacing w:before="40" w:after="40"/>
+            </w:pPr>
             <w:r>
               <w:rPr>
                 <w:rFonts w:ascii="Menlo" w:hAnsi="Menlo"/>
-                <w:color w:val="333333"/>
-                <w:sz w:val="19"/>
+                <w:b w:val="0"/>
+                <w:sz w:val="18"/>
               </w:rPr>
               <w:t>spelling</w:t>
             </w:r>
@@ -769,10 +982,17 @@
         </w:tc>
         <w:tc>
           <w:tcPr>
-            <w:tcW w:type="dxa" w:w="4320"/>
+            <w:tcW w:type="dxa" w:w="7816"/>
           </w:tcPr>
           <w:p>
+            <w:pPr>
+              <w:spacing w:before="40" w:after="40"/>
+            </w:pPr>
             <w:r>
+              <w:rPr>
+                <w:b w:val="0"/>
+                <w:i w:val="0"/>
+              </w:rPr>
               <w:t>Hard-to-spell name, accented speech, "say that again?"</w:t>
             </w:r>
           </w:p>
@@ -781,14 +1001,17 @@
       <w:tr>
         <w:tc>
           <w:tcPr>
-            <w:tcW w:type="dxa" w:w="4320"/>
+            <w:tcW w:type="dxa" w:w="2120"/>
           </w:tcPr>
           <w:p>
+            <w:pPr>
+              <w:spacing w:before="40" w:after="40"/>
+            </w:pPr>
             <w:r>
               <w:rPr>
                 <w:rFonts w:ascii="Menlo" w:hAnsi="Menlo"/>
-                <w:color w:val="333333"/>
-                <w:sz w:val="19"/>
+                <w:b w:val="0"/>
+                <w:sz w:val="18"/>
               </w:rPr>
               <w:t>medical_advice</w:t>
             </w:r>
@@ -796,67 +1019,77 @@
         </w:tc>
         <w:tc>
           <w:tcPr>
-            <w:tcW w:type="dxa" w:w="4320"/>
+            <w:tcW w:type="dxa" w:w="7816"/>
           </w:tcPr>
           <w:p>
+            <w:pPr>
+              <w:spacing w:before="40" w:after="40"/>
+            </w:pPr>
             <w:r>
+              <w:rPr>
+                <w:b w:val="0"/>
+                <w:i w:val="0"/>
+              </w:rPr>
               <w:t>Asks for a dosing change — must refuse and escalate</w:t>
             </w:r>
           </w:p>
         </w:tc>
       </w:tr>
     </w:tbl>
-    <w:p/>
     <w:p>
-      <w:r>
-        <w:t>Twelve for a ten-call minimum, so a dropped call doesn't put the submission under</w:t>
-      </w:r>
+      <w:pPr>
+        <w:spacing w:after="0"/>
+      </w:pPr>
     </w:p>
     <w:p>
       <w:r>
-        <w:t xml:space="preserve">the bar. Calls 13-18 re-run the booking-flow scenarios with </w:t>
+        <w:rPr>
+          <w:b w:val="0"/>
+          <w:i w:val="0"/>
+        </w:rPr>
+        <w:t xml:space="preserve">Twelve for a ten-call minimum, so a dropped call doesn't put the submission under the bar. Calls 13-18 re-run the booking-flow scenarios with </w:t>
       </w:r>
       <w:r>
         <w:rPr>
           <w:rFonts w:ascii="Menlo" w:hAnsi="Menlo"/>
-          <w:color w:val="333333"/>
+          <w:b w:val="0"/>
           <w:sz w:val="19"/>
         </w:rPr>
         <w:t>IDENTITY=on_file</w:t>
       </w:r>
       <w:r>
-        <w:t>,</w:t>
-      </w:r>
-    </w:p>
-    <w:p>
-      <w:r>
-        <w:t>which swaps the persona for the identity the practice actually holds and leaves the</w:t>
-      </w:r>
-    </w:p>
-    <w:p>
-      <w:r>
-        <w:t xml:space="preserve">task alone -- see the top of </w:t>
+        <w:rPr>
+          <w:b w:val="0"/>
+          <w:i w:val="0"/>
+        </w:rPr>
+        <w:t xml:space="preserve">, which swaps the persona for the identity the practice actually holds and leaves the task alone -- see the top of </w:t>
       </w:r>
       <w:r>
         <w:rPr>
+          <w:b w:val="0"/>
+          <w:i w:val="0"/>
           <w:color w:val="1A5FB4"/>
-          <w:u w:val="single"/>
         </w:rPr>
         <w:t>BUGS.md</w:t>
       </w:r>
       <w:r>
+        <w:rPr>
+          <w:b w:val="0"/>
+          <w:i w:val="0"/>
+        </w:rPr>
         <w:t xml:space="preserve"> for why that was necessary:</w:t>
       </w:r>
     </w:p>
     <w:p>
       <w:pPr>
-        <w:spacing w:before="120" w:after="120"/>
-        <w:ind w:left="360"/>
+        <w:spacing w:before="100" w:after="140"/>
+        <w:ind w:left="202"/>
+        <w:shd w:val="clear" w:fill="F4F4F4"/>
       </w:pPr>
       <w:r>
         <w:rPr>
           <w:rFonts w:ascii="Menlo" w:hAnsi="Menlo"/>
-          <w:color w:val="333333"/>
+          <w:color w:val="1A1A1A"/>
           <w:sz w:val="18"/>
         </w:rPr>
         <w:t>IDENTITY=on_file python run_calls.py --scenario closed_weekend reschedule cancel</w:t>
@@ -872,31 +1105,25 @@
     </w:p>
     <w:p>
       <w:r>
+        <w:rPr>
+          <w:b w:val="0"/>
+          <w:i w:val="0"/>
+        </w:rPr>
         <w:t xml:space="preserve">About </w:t>
       </w:r>
       <w:r>
         <w:rPr>
           <w:b/>
+          <w:i w:val="0"/>
         </w:rPr>
         <w:t>$0.40–$0.70 per call</w:t>
       </w:r>
       <w:r>
-        <w:t xml:space="preserve"> — Twilio outbound is ~$0.014/min, the rest is</w:t>
-      </w:r>
-    </w:p>
-    <w:p>
-      <w:r>
-        <w:t>Realtime audio tokens. All 18 calls came to about $11. Every scenario has a hard</w:t>
-      </w:r>
-    </w:p>
-    <w:p>
-      <w:r>
-        <w:t>duration cap and the watchdog hangs up on dead air, so a stuck call can't run up a</w:t>
-      </w:r>
-    </w:p>
-    <w:p>
-      <w:r>
-        <w:t>bill.</w:t>
+        <w:rPr>
+          <w:b w:val="0"/>
+          <w:i w:val="0"/>
+        </w:rPr>
+        <w:t xml:space="preserve"> — Twilio outbound is ~$0.014/min, the rest is Realtime audio tokens. All 18 calls came to about $11. Every scenario has a hard duration cap and the watchdog hangs up on dead air, so a stuck call can't run up a bill.</w:t>
       </w:r>
     </w:p>
     <w:p>
@@ -909,6 +1136,10 @@
     </w:p>
     <w:p>
       <w:r>
+        <w:rPr>
+          <w:b w:val="0"/>
+          <w:i w:val="0"/>
+        </w:rPr>
         <w:t>Plain English, no developer knowledge assumed.</w:t>
       </w:r>
     </w:p>
@@ -919,10 +1150,30 @@
       <w:r>
         <w:rPr>
           <w:b/>
+          <w:i w:val="0"/>
         </w:rPr>
-        <w:t>Open the `calls/` folder.</w:t>
+        <w:t xml:space="preserve">Open the </w:t>
       </w:r>
       <w:r>
+        <w:rPr>
+          <w:rFonts w:ascii="Menlo" w:hAnsi="Menlo"/>
+          <w:b/>
+          <w:sz w:val="19"/>
+        </w:rPr>
+        <w:t>calls/</w:t>
+      </w:r>
+      <w:r>
+        <w:rPr>
+          <w:b/>
+          <w:i w:val="0"/>
+        </w:rPr>
+        <w:t xml:space="preserve"> folder.</w:t>
+      </w:r>
+      <w:r>
+        <w:rPr>
+          <w:b w:val="0"/>
+          <w:i w:val="0"/>
+        </w:rPr>
         <w:t xml:space="preserve"> One folder per phone call.</w:t>
       </w:r>
     </w:p>
@@ -933,34 +1184,53 @@
       <w:r>
         <w:rPr>
           <w:b/>
+          <w:i w:val="0"/>
         </w:rPr>
-        <w:t>Read `transcript.txt`</w:t>
+        <w:t xml:space="preserve">Read </w:t>
       </w:r>
       <w:r>
+        <w:rPr>
+          <w:rFonts w:ascii="Menlo" w:hAnsi="Menlo"/>
+          <w:b/>
+          <w:sz w:val="19"/>
+        </w:rPr>
+        <w:t>transcript.txt</w:t>
+      </w:r>
+      <w:r>
+        <w:rPr>
+          <w:b w:val="0"/>
+          <w:i w:val="0"/>
+        </w:rPr>
         <w:t xml:space="preserve"> — the conversation, timestamped, labelled </w:t>
       </w:r>
       <w:r>
         <w:rPr>
           <w:rFonts w:ascii="Menlo" w:hAnsi="Menlo"/>
-          <w:color w:val="333333"/>
+          <w:b w:val="0"/>
           <w:sz w:val="19"/>
         </w:rPr>
         <w:t>AGENT</w:t>
       </w:r>
-    </w:p>
-    <w:p>
       <w:r>
-        <w:t xml:space="preserve">(theirs) and </w:t>
+        <w:rPr>
+          <w:b w:val="0"/>
+          <w:i w:val="0"/>
+        </w:rPr>
+        <w:t xml:space="preserve"> (theirs) and </w:t>
       </w:r>
       <w:r>
         <w:rPr>
           <w:rFonts w:ascii="Menlo" w:hAnsi="Menlo"/>
-          <w:color w:val="333333"/>
+          <w:b w:val="0"/>
           <w:sz w:val="19"/>
         </w:rPr>
         <w:t>PATIENT</w:t>
       </w:r>
       <w:r>
+        <w:rPr>
+          <w:b w:val="0"/>
+          <w:i w:val="0"/>
+        </w:rPr>
         <w:t xml:space="preserve"> (ours). If it reads like two people talking, it worked.</w:t>
       </w:r>
     </w:p>
@@ -971,16 +1241,31 @@
       <w:r>
         <w:rPr>
           <w:b/>
+          <w:i w:val="0"/>
         </w:rPr>
-        <w:t>Play `recording.mp3`.</w:t>
+        <w:t xml:space="preserve">Play </w:t>
       </w:r>
       <w:r>
-        <w:t xml:space="preserve"> Reviewers listen to this before reading any code, so</w:t>
+        <w:rPr>
+          <w:rFonts w:ascii="Menlo" w:hAnsi="Menlo"/>
+          <w:b/>
+          <w:sz w:val="19"/>
+        </w:rPr>
+        <w:t>recording.mp3</w:t>
       </w:r>
-    </w:p>
-    <w:p>
       <w:r>
-        <w:t>it's the thing that actually decides the outcome.</w:t>
+        <w:rPr>
+          <w:b/>
+          <w:i w:val="0"/>
+        </w:rPr>
+        <w:t>.</w:t>
+      </w:r>
+      <w:r>
+        <w:rPr>
+          <w:b w:val="0"/>
+          <w:i w:val="0"/>
+        </w:rPr>
+        <w:t xml:space="preserve"> Reviewers listen to this before reading any code, so it's the thing that actually decides the outcome.</w:t>
       </w:r>
     </w:p>
     <w:p>
@@ -990,26 +1275,30 @@
       <w:r>
         <w:rPr>
           <w:b/>
+          <w:i w:val="0"/>
         </w:rPr>
         <w:t>Count the folders.</w:t>
       </w:r>
       <w:r>
-        <w:t xml:space="preserve"> You need ten or more with both a transcript and an MP3.</w:t>
-      </w:r>
-    </w:p>
-    <w:p>
-      <w:r>
-        <w:t xml:space="preserve">Re-run any that failed with </w:t>
+        <w:rPr>
+          <w:b w:val="0"/>
+          <w:i w:val="0"/>
+        </w:rPr>
+        <w:t xml:space="preserve"> You need ten or more with both a transcript and an MP3. Re-run any that failed with </w:t>
       </w:r>
       <w:r>
         <w:rPr>
           <w:rFonts w:ascii="Menlo" w:hAnsi="Menlo"/>
-          <w:color w:val="333333"/>
+          <w:b w:val="0"/>
           <w:sz w:val="19"/>
         </w:rPr>
         <w:t>python run_calls.py --scenario &lt;name&gt;</w:t>
       </w:r>
       <w:r>
+        <w:rPr>
+          <w:b w:val="0"/>
+          <w:i w:val="0"/>
+        </w:rPr>
         <w:t>.</w:t>
       </w:r>
     </w:p>
@@ -1020,10 +1309,30 @@
       <w:r>
         <w:rPr>
           <w:b/>
+          <w:i w:val="0"/>
         </w:rPr>
-        <w:t>Read `BUGS.md`.</w:t>
+        <w:t xml:space="preserve">Read </w:t>
       </w:r>
       <w:r>
+        <w:rPr>
+          <w:rFonts w:ascii="Menlo" w:hAnsi="Menlo"/>
+          <w:b/>
+          <w:sz w:val="19"/>
+        </w:rPr>
+        <w:t>BUGS.md</w:t>
+      </w:r>
+      <w:r>
+        <w:rPr>
+          <w:b/>
+          <w:i w:val="0"/>
+        </w:rPr>
+        <w:t>.</w:t>
+      </w:r>
+      <w:r>
+        <w:rPr>
+          <w:b w:val="0"/>
+          <w:i w:val="0"/>
+        </w:rPr>
         <w:t xml:space="preserve"> Findings, each with the call and timestamp to hear it at.</w:t>
       </w:r>
     </w:p>
@@ -1034,16 +1343,16 @@
       <w:r>
         <w:rPr>
           <w:b/>
+          <w:i w:val="0"/>
         </w:rPr>
         <w:t>Record the two Loom videos.</w:t>
       </w:r>
       <w:r>
-        <w:t xml:space="preserve"> Webcam on, your own voice — one walkthrough</w:t>
-      </w:r>
-    </w:p>
-    <w:p>
-      <w:r>
-        <w:t>(under 3 min), one of you debugging with AI.</w:t>
+        <w:rPr>
+          <w:b w:val="0"/>
+          <w:i w:val="0"/>
+        </w:rPr>
+        <w:t xml:space="preserve"> Webcam on, your own voice — one walkthrough (under 3 min), one of you debugging with AI.</w:t>
       </w:r>
     </w:p>
     <w:p>
@@ -1053,32 +1362,36 @@
       <w:r>
         <w:rPr>
           <w:b/>
+          <w:i w:val="0"/>
         </w:rPr>
         <w:t>Push to a public GitHub repo and submit the form.</w:t>
       </w:r>
       <w:r>
-        <w:t xml:space="preserve"> Include the Twilio number</w:t>
-      </w:r>
-    </w:p>
-    <w:p>
-      <w:r>
-        <w:t xml:space="preserve">you called from in </w:t>
+        <w:rPr>
+          <w:b w:val="0"/>
+          <w:i w:val="0"/>
+        </w:rPr>
+        <w:t xml:space="preserve"> Include the Twilio number you called from in </w:t>
       </w:r>
       <w:r>
         <w:rPr>
           <w:rFonts w:ascii="Menlo" w:hAnsi="Menlo"/>
-          <w:color w:val="333333"/>
+          <w:b w:val="0"/>
           <w:sz w:val="19"/>
         </w:rPr>
         <w:t>+1XXXXXXXXXX</w:t>
       </w:r>
       <w:r>
+        <w:rPr>
+          <w:b w:val="0"/>
+          <w:i w:val="0"/>
+        </w:rPr>
         <w:t xml:space="preserve"> form; they can't grade the calls without it.</w:t>
       </w:r>
     </w:p>
     <w:sectPr>
       <w:pgSz w:w="12240" w:h="15840"/>
-      <w:pgMar w:top="1440" w:right="1800" w:bottom="1440" w:left="1800" w:header="720" w:footer="720" w:gutter="0"/>
+      <w:pgMar w:top="1080" w:right="1152" w:bottom="1080" w:left="1152" w:header="720" w:footer="720" w:gutter="0"/>
       <w:cols w:space="720"/>
       <w:docGrid w:linePitch="360"/>
     </w:sectPr>
@@ -1449,9 +1762,13 @@
     <w:name w:val="Normal"/>
     <w:qFormat/>
     <w:rsid w:val="00FC693F"/>
+    <w:pPr>
+      <w:spacing w:after="120" w:line="269" w:lineRule="auto"/>
+    </w:pPr>
     <w:rPr>
       <w:rFonts w:ascii="Calibri" w:hAnsi="Calibri"/>
-      <w:sz w:val="22"/>
+      <w:color w:val="1A1A1A"/>
+      <w:sz w:val="21"/>
     </w:rPr>
   </w:style>
   <w:style w:type="paragraph" w:styleId="Header">
@@ -1509,15 +1826,16 @@
     <w:pPr>
       <w:keepNext/>
       <w:keepLines/>
-      <w:spacing w:before="480" w:after="0"/>
+      <w:spacing w:before="0" w:after="180"/>
       <w:outlineLvl w:val="0"/>
     </w:pPr>
     <w:rPr>
-      <w:rFonts w:asciiTheme="majorHAnsi" w:eastAsiaTheme="majorEastAsia" w:hAnsiTheme="majorHAnsi" w:cstheme="majorBidi"/>
+      <w:rFonts w:asciiTheme="majorHAnsi" w:eastAsiaTheme="majorEastAsia" w:hAnsiTheme="majorHAnsi" w:cstheme="majorBidi" w:ascii="Calibri" w:hAnsi="Calibri"/>
       <w:b/>
       <w:bCs/>
-      <w:color w:val="365F91" w:themeColor="accent1" w:themeShade="BF"/>
-      <w:sz w:val="28"/>
+      <w:i w:val="0"/>
+      <w:color w:val="1A1A1A"/>
+      <w:sz w:val="36"/>
       <w:szCs w:val="28"/>
     </w:rPr>
   </w:style>
@@ -1533,15 +1851,16 @@
     <w:pPr>
       <w:keepNext/>
       <w:keepLines/>
-      <w:spacing w:before="200" w:after="0"/>
+      <w:spacing w:before="320" w:after="120"/>
       <w:outlineLvl w:val="1"/>
     </w:pPr>
     <w:rPr>
-      <w:rFonts w:asciiTheme="majorHAnsi" w:eastAsiaTheme="majorEastAsia" w:hAnsiTheme="majorHAnsi" w:cstheme="majorBidi"/>
+      <w:rFonts w:asciiTheme="majorHAnsi" w:eastAsiaTheme="majorEastAsia" w:hAnsiTheme="majorHAnsi" w:cstheme="majorBidi" w:ascii="Calibri" w:hAnsi="Calibri"/>
       <w:b/>
       <w:bCs/>
-      <w:color w:val="4F81BD" w:themeColor="accent1"/>
-      <w:sz w:val="26"/>
+      <w:i w:val="0"/>
+      <w:color w:val="1A1A1A"/>
+      <w:sz w:val="27"/>
       <w:szCs w:val="26"/>
     </w:rPr>
   </w:style>
@@ -1557,14 +1876,16 @@
     <w:pPr>
       <w:keepNext/>
       <w:keepLines/>
-      <w:spacing w:before="200" w:after="0"/>
+      <w:spacing w:before="240" w:after="80"/>
       <w:outlineLvl w:val="2"/>
     </w:pPr>
     <w:rPr>
-      <w:rFonts w:asciiTheme="majorHAnsi" w:eastAsiaTheme="majorEastAsia" w:hAnsiTheme="majorHAnsi" w:cstheme="majorBidi"/>
+      <w:rFonts w:asciiTheme="majorHAnsi" w:eastAsiaTheme="majorEastAsia" w:hAnsiTheme="majorHAnsi" w:cstheme="majorBidi" w:ascii="Calibri" w:hAnsi="Calibri"/>
       <w:b/>
       <w:bCs/>
-      <w:color w:val="4F81BD" w:themeColor="accent1"/>
+      <w:i w:val="0"/>
+      <w:color w:val="1A1A1A"/>
+      <w:sz w:val="23"/>
     </w:rPr>
   </w:style>
   <w:style w:type="paragraph" w:styleId="Heading4">
@@ -1980,6 +2301,7 @@
       <w:numPr>
         <w:numId w:val="1"/>
       </w:numPr>
+      <w:spacing w:after="60" w:line="269" w:lineRule="auto"/>
       <w:contextualSpacing/>
     </w:pPr>
   </w:style>
@@ -1993,6 +2315,7 @@
       <w:numPr>
         <w:numId w:val="2"/>
       </w:numPr>
+      <w:spacing w:after="60" w:line="269" w:lineRule="auto"/>
       <w:contextualSpacing/>
     </w:pPr>
   </w:style>
@@ -2019,6 +2342,7 @@
       <w:numPr>
         <w:numId w:val="5"/>
       </w:numPr>
+      <w:spacing w:after="60" w:line="269" w:lineRule="auto"/>
       <w:contextualSpacing/>
     </w:pPr>
   </w:style>

--- a/README.docx
+++ b/README.docx
@@ -29,9 +29,8 @@
       </w:r>
       <w:r>
         <w:rPr>
-          <w:rFonts w:ascii="Menlo" w:hAnsi="Menlo"/>
           <w:b w:val="0"/>
-          <w:sz w:val="19"/>
+          <w:i w:val="0"/>
         </w:rPr>
         <w:t>+1-805-439-8008</w:t>
       </w:r>
@@ -117,10 +116,9 @@
       </w:r>
       <w:r>
         <w:rPr>
-          <w:rFonts w:ascii="Menlo" w:hAnsi="Menlo"/>
           <w:b w:val="0"/>
+          <w:i w:val="0"/>
           <w:color w:val="1A5FB4"/>
-          <w:sz w:val="19"/>
         </w:rPr>
         <w:t>calls/</w:t>
       </w:r>
@@ -133,9 +131,8 @@
       </w:r>
       <w:r>
         <w:rPr>
-          <w:rFonts w:ascii="Menlo" w:hAnsi="Menlo"/>
           <w:b w:val="0"/>
-          <w:sz w:val="19"/>
+          <w:i w:val="0"/>
         </w:rPr>
         <w:t>transcript.txt</w:t>
       </w:r>
@@ -148,9 +145,8 @@
       </w:r>
       <w:r>
         <w:rPr>
-          <w:rFonts w:ascii="Menlo" w:hAnsi="Menlo"/>
           <w:b w:val="0"/>
-          <w:sz w:val="19"/>
+          <w:i w:val="0"/>
         </w:rPr>
         <w:t>transcript.json</w:t>
       </w:r>
@@ -163,9 +159,8 @@
       </w:r>
       <w:r>
         <w:rPr>
-          <w:rFonts w:ascii="Menlo" w:hAnsi="Menlo"/>
           <w:b w:val="0"/>
-          <w:sz w:val="19"/>
+          <w:i w:val="0"/>
         </w:rPr>
         <w:t>recording.mp3</w:t>
       </w:r>
@@ -178,9 +173,8 @@
       </w:r>
       <w:r>
         <w:rPr>
-          <w:rFonts w:ascii="Menlo" w:hAnsi="Menlo"/>
           <w:b w:val="0"/>
-          <w:sz w:val="19"/>
+          <w:i w:val="0"/>
         </w:rPr>
         <w:t>meta.json</w:t>
       </w:r>
@@ -193,9 +187,8 @@
       </w:r>
       <w:r>
         <w:rPr>
-          <w:rFonts w:ascii="Menlo" w:hAnsi="Menlo"/>
           <w:b w:val="0"/>
-          <w:sz w:val="19"/>
+          <w:i w:val="0"/>
         </w:rPr>
         <w:t>events.jsonl</w:t>
       </w:r>
@@ -248,9 +241,8 @@
     <w:p>
       <w:r>
         <w:rPr>
-          <w:rFonts w:ascii="Menlo" w:hAnsi="Menlo"/>
           <w:b w:val="0"/>
-          <w:sz w:val="19"/>
+          <w:i w:val="0"/>
         </w:rPr>
         <w:t>.env</w:t>
       </w:r>
@@ -263,9 +255,8 @@
       </w:r>
       <w:r>
         <w:rPr>
-          <w:rFonts w:ascii="Menlo" w:hAnsi="Menlo"/>
           <w:b w:val="0"/>
-          <w:sz w:val="19"/>
+          <w:i w:val="0"/>
         </w:rPr>
         <w:t>OPENAI_API_KEY</w:t>
       </w:r>
@@ -316,9 +307,8 @@
       </w:r>
       <w:r>
         <w:rPr>
-          <w:rFonts w:ascii="Menlo" w:hAnsi="Menlo"/>
           <w:b w:val="0"/>
-          <w:sz w:val="19"/>
+          <w:i w:val="0"/>
         </w:rPr>
         <w:t>cloudflared</w:t>
       </w:r>
@@ -331,9 +321,8 @@
       </w:r>
       <w:r>
         <w:rPr>
-          <w:rFonts w:ascii="Menlo" w:hAnsi="Menlo"/>
           <w:b w:val="0"/>
-          <w:sz w:val="19"/>
+          <w:i w:val="0"/>
         </w:rPr>
         <w:t>brew install cloudflared</w:t>
       </w:r>
@@ -346,9 +335,8 @@
       </w:r>
       <w:r>
         <w:rPr>
-          <w:rFonts w:ascii="Menlo" w:hAnsi="Menlo"/>
           <w:b w:val="0"/>
-          <w:sz w:val="19"/>
+          <w:i w:val="0"/>
         </w:rPr>
         <w:t>PUBLIC_WSS_URL</w:t>
       </w:r>
@@ -361,9 +349,8 @@
       </w:r>
       <w:r>
         <w:rPr>
-          <w:rFonts w:ascii="Menlo" w:hAnsi="Menlo"/>
           <w:b w:val="0"/>
-          <w:sz w:val="19"/>
+          <w:i w:val="0"/>
         </w:rPr>
         <w:t>.env</w:t>
       </w:r>
@@ -466,9 +453,8 @@
     <w:p>
       <w:r>
         <w:rPr>
-          <w:rFonts w:ascii="Menlo" w:hAnsi="Menlo"/>
           <w:b w:val="0"/>
-          <w:sz w:val="19"/>
+          <w:i w:val="0"/>
         </w:rPr>
         <w:t>tests/loopback.py</w:t>
       </w:r>
@@ -516,9 +502,8 @@
       </w:r>
       <w:r>
         <w:rPr>
-          <w:rFonts w:ascii="Menlo" w:hAnsi="Menlo"/>
           <w:b w:val="0"/>
-          <w:sz w:val="19"/>
+          <w:i w:val="0"/>
         </w:rPr>
         <w:t>analyze.py</w:t>
       </w:r>
@@ -545,23 +530,31 @@
         <w:jc w:val="left"/>
         <w:tblLayout w:type="fixed"/>
         <w:tblLook w:firstColumn="1" w:firstRow="1" w:lastColumn="0" w:lastRow="0" w:noHBand="0" w:noVBand="1" w:val="04A0"/>
+        <w:tblLayout w:type="fixed"/>
+        <w:tblCellMar>
+          <w:top w:w="40" w:type="dxa"/>
+          <w:bottom w:w="40" w:type="dxa"/>
+          <w:left w:w="90" w:type="dxa"/>
+          <w:right w:w="90" w:type="dxa"/>
+        </w:tblCellMar>
       </w:tblPr>
       <w:tblGrid>
-        <w:gridCol w:w="4968"/>
-        <w:gridCol w:w="4968"/>
+        <w:gridCol w:w="1905"/>
+        <w:gridCol w:w="8030"/>
       </w:tblGrid>
       <w:tr>
         <w:trPr>
+          <w:cantSplit/>
           <w:tblHeader/>
         </w:trPr>
         <w:tc>
           <w:tcPr>
-            <w:tcW w:type="dxa" w:w="2120"/>
+            <w:tcW w:type="dxa" w:w="1906"/>
             <w:shd w:val="clear" w:fill="EFEFEF"/>
           </w:tcPr>
           <w:p>
             <w:pPr>
-              <w:spacing w:before="40" w:after="40"/>
+              <w:spacing w:before="20" w:after="20" w:line="240" w:lineRule="auto"/>
             </w:pPr>
             <w:r>
               <w:rPr>
@@ -574,12 +567,12 @@
         </w:tc>
         <w:tc>
           <w:tcPr>
-            <w:tcW w:type="dxa" w:w="7816"/>
+            <w:tcW w:type="dxa" w:w="8030"/>
             <w:shd w:val="clear" w:fill="EFEFEF"/>
           </w:tcPr>
           <w:p>
             <w:pPr>
-              <w:spacing w:before="40" w:after="40"/>
+              <w:spacing w:before="20" w:after="20" w:line="240" w:lineRule="auto"/>
             </w:pPr>
             <w:r>
               <w:rPr>
@@ -592,19 +585,21 @@
         </w:tc>
       </w:tr>
       <w:tr>
+        <w:trPr>
+          <w:cantSplit/>
+        </w:trPr>
         <w:tc>
           <w:tcPr>
-            <w:tcW w:type="dxa" w:w="2120"/>
+            <w:tcW w:type="dxa" w:w="1906"/>
           </w:tcPr>
           <w:p>
             <w:pPr>
-              <w:spacing w:before="40" w:after="40"/>
+              <w:spacing w:before="20" w:after="20" w:line="240" w:lineRule="auto"/>
             </w:pPr>
             <w:r>
               <w:rPr>
-                <w:rFonts w:ascii="Menlo" w:hAnsi="Menlo"/>
                 <w:b w:val="0"/>
-                <w:sz w:val="18"/>
+                <w:i w:val="0"/>
               </w:rPr>
               <w:t>book_new</w:t>
             </w:r>
@@ -612,11 +607,11 @@
         </w:tc>
         <w:tc>
           <w:tcPr>
-            <w:tcW w:type="dxa" w:w="7816"/>
+            <w:tcW w:type="dxa" w:w="8030"/>
           </w:tcPr>
           <w:p>
             <w:pPr>
-              <w:spacing w:before="40" w:after="40"/>
+              <w:spacing w:before="20" w:after="20" w:line="240" w:lineRule="auto"/>
             </w:pPr>
             <w:r>
               <w:rPr>
@@ -629,19 +624,21 @@
         </w:tc>
       </w:tr>
       <w:tr>
+        <w:trPr>
+          <w:cantSplit/>
+        </w:trPr>
         <w:tc>
           <w:tcPr>
-            <w:tcW w:type="dxa" w:w="2120"/>
+            <w:tcW w:type="dxa" w:w="1906"/>
           </w:tcPr>
           <w:p>
             <w:pPr>
-              <w:spacing w:before="40" w:after="40"/>
+              <w:spacing w:before="20" w:after="20" w:line="240" w:lineRule="auto"/>
             </w:pPr>
             <w:r>
               <w:rPr>
-                <w:rFonts w:ascii="Menlo" w:hAnsi="Menlo"/>
                 <w:b w:val="0"/>
-                <w:sz w:val="18"/>
+                <w:i w:val="0"/>
               </w:rPr>
               <w:t>reschedule</w:t>
             </w:r>
@@ -649,11 +646,11 @@
         </w:tc>
         <w:tc>
           <w:tcPr>
-            <w:tcW w:type="dxa" w:w="7816"/>
+            <w:tcW w:type="dxa" w:w="8030"/>
           </w:tcPr>
           <w:p>
             <w:pPr>
-              <w:spacing w:before="40" w:after="40"/>
+              <w:spacing w:before="20" w:after="20" w:line="240" w:lineRule="auto"/>
             </w:pPr>
             <w:r>
               <w:rPr>
@@ -666,19 +663,21 @@
         </w:tc>
       </w:tr>
       <w:tr>
+        <w:trPr>
+          <w:cantSplit/>
+        </w:trPr>
         <w:tc>
           <w:tcPr>
-            <w:tcW w:type="dxa" w:w="2120"/>
+            <w:tcW w:type="dxa" w:w="1906"/>
           </w:tcPr>
           <w:p>
             <w:pPr>
-              <w:spacing w:before="40" w:after="40"/>
+              <w:spacing w:before="20" w:after="20" w:line="240" w:lineRule="auto"/>
             </w:pPr>
             <w:r>
               <w:rPr>
-                <w:rFonts w:ascii="Menlo" w:hAnsi="Menlo"/>
                 <w:b w:val="0"/>
-                <w:sz w:val="18"/>
+                <w:i w:val="0"/>
               </w:rPr>
               <w:t>cancel</w:t>
             </w:r>
@@ -686,11 +685,11 @@
         </w:tc>
         <w:tc>
           <w:tcPr>
-            <w:tcW w:type="dxa" w:w="7816"/>
+            <w:tcW w:type="dxa" w:w="8030"/>
           </w:tcPr>
           <w:p>
             <w:pPr>
-              <w:spacing w:before="40" w:after="40"/>
+              <w:spacing w:before="20" w:after="20" w:line="240" w:lineRule="auto"/>
             </w:pPr>
             <w:r>
               <w:rPr>
@@ -703,19 +702,21 @@
         </w:tc>
       </w:tr>
       <w:tr>
+        <w:trPr>
+          <w:cantSplit/>
+        </w:trPr>
         <w:tc>
           <w:tcPr>
-            <w:tcW w:type="dxa" w:w="2120"/>
+            <w:tcW w:type="dxa" w:w="1906"/>
           </w:tcPr>
           <w:p>
             <w:pPr>
-              <w:spacing w:before="40" w:after="40"/>
+              <w:spacing w:before="20" w:after="20" w:line="240" w:lineRule="auto"/>
             </w:pPr>
             <w:r>
               <w:rPr>
-                <w:rFonts w:ascii="Menlo" w:hAnsi="Menlo"/>
                 <w:b w:val="0"/>
-                <w:sz w:val="18"/>
+                <w:i w:val="0"/>
               </w:rPr>
               <w:t>refill</w:t>
             </w:r>
@@ -723,11 +724,11 @@
         </w:tc>
         <w:tc>
           <w:tcPr>
-            <w:tcW w:type="dxa" w:w="7816"/>
+            <w:tcW w:type="dxa" w:w="8030"/>
           </w:tcPr>
           <w:p>
             <w:pPr>
-              <w:spacing w:before="40" w:after="40"/>
+              <w:spacing w:before="20" w:after="20" w:line="240" w:lineRule="auto"/>
             </w:pPr>
             <w:r>
               <w:rPr>
@@ -740,19 +741,21 @@
         </w:tc>
       </w:tr>
       <w:tr>
+        <w:trPr>
+          <w:cantSplit/>
+        </w:trPr>
         <w:tc>
           <w:tcPr>
-            <w:tcW w:type="dxa" w:w="2120"/>
+            <w:tcW w:type="dxa" w:w="1906"/>
           </w:tcPr>
           <w:p>
             <w:pPr>
-              <w:spacing w:before="40" w:after="40"/>
+              <w:spacing w:before="20" w:after="20" w:line="240" w:lineRule="auto"/>
             </w:pPr>
             <w:r>
               <w:rPr>
-                <w:rFonts w:ascii="Menlo" w:hAnsi="Menlo"/>
                 <w:b w:val="0"/>
-                <w:sz w:val="18"/>
+                <w:i w:val="0"/>
               </w:rPr>
               <w:t>hours_location</w:t>
             </w:r>
@@ -760,11 +763,11 @@
         </w:tc>
         <w:tc>
           <w:tcPr>
-            <w:tcW w:type="dxa" w:w="7816"/>
+            <w:tcW w:type="dxa" w:w="8030"/>
           </w:tcPr>
           <w:p>
             <w:pPr>
-              <w:spacing w:before="40" w:after="40"/>
+              <w:spacing w:before="20" w:after="20" w:line="240" w:lineRule="auto"/>
             </w:pPr>
             <w:r>
               <w:rPr>
@@ -777,19 +780,21 @@
         </w:tc>
       </w:tr>
       <w:tr>
+        <w:trPr>
+          <w:cantSplit/>
+        </w:trPr>
         <w:tc>
           <w:tcPr>
-            <w:tcW w:type="dxa" w:w="2120"/>
+            <w:tcW w:type="dxa" w:w="1906"/>
           </w:tcPr>
           <w:p>
             <w:pPr>
-              <w:spacing w:before="40" w:after="40"/>
+              <w:spacing w:before="20" w:after="20" w:line="240" w:lineRule="auto"/>
             </w:pPr>
             <w:r>
               <w:rPr>
-                <w:rFonts w:ascii="Menlo" w:hAnsi="Menlo"/>
                 <w:b w:val="0"/>
-                <w:sz w:val="18"/>
+                <w:i w:val="0"/>
               </w:rPr>
               <w:t>insurance</w:t>
             </w:r>
@@ -797,11 +802,11 @@
         </w:tc>
         <w:tc>
           <w:tcPr>
-            <w:tcW w:type="dxa" w:w="7816"/>
+            <w:tcW w:type="dxa" w:w="8030"/>
           </w:tcPr>
           <w:p>
             <w:pPr>
-              <w:spacing w:before="40" w:after="40"/>
+              <w:spacing w:before="20" w:after="20" w:line="240" w:lineRule="auto"/>
             </w:pPr>
             <w:r>
               <w:rPr>
@@ -814,19 +819,21 @@
         </w:tc>
       </w:tr>
       <w:tr>
+        <w:trPr>
+          <w:cantSplit/>
+        </w:trPr>
         <w:tc>
           <w:tcPr>
-            <w:tcW w:type="dxa" w:w="2120"/>
+            <w:tcW w:type="dxa" w:w="1906"/>
           </w:tcPr>
           <w:p>
             <w:pPr>
-              <w:spacing w:before="40" w:after="40"/>
+              <w:spacing w:before="20" w:after="20" w:line="240" w:lineRule="auto"/>
             </w:pPr>
             <w:r>
               <w:rPr>
-                <w:rFonts w:ascii="Menlo" w:hAnsi="Menlo"/>
                 <w:b w:val="0"/>
-                <w:sz w:val="18"/>
+                <w:i w:val="0"/>
               </w:rPr>
               <w:t>closed_weekend</w:t>
             </w:r>
@@ -834,11 +841,11 @@
         </w:tc>
         <w:tc>
           <w:tcPr>
-            <w:tcW w:type="dxa" w:w="7816"/>
+            <w:tcW w:type="dxa" w:w="8030"/>
           </w:tcPr>
           <w:p>
             <w:pPr>
-              <w:spacing w:before="40" w:after="40"/>
+              <w:spacing w:before="20" w:after="20" w:line="240" w:lineRule="auto"/>
             </w:pPr>
             <w:r>
               <w:rPr>
@@ -851,19 +858,21 @@
         </w:tc>
       </w:tr>
       <w:tr>
+        <w:trPr>
+          <w:cantSplit/>
+        </w:trPr>
         <w:tc>
           <w:tcPr>
-            <w:tcW w:type="dxa" w:w="2120"/>
+            <w:tcW w:type="dxa" w:w="1906"/>
           </w:tcPr>
           <w:p>
             <w:pPr>
-              <w:spacing w:before="40" w:after="40"/>
+              <w:spacing w:before="20" w:after="20" w:line="240" w:lineRule="auto"/>
             </w:pPr>
             <w:r>
               <w:rPr>
-                <w:rFonts w:ascii="Menlo" w:hAnsi="Menlo"/>
                 <w:b w:val="0"/>
-                <w:sz w:val="18"/>
+                <w:i w:val="0"/>
               </w:rPr>
               <w:t>barge_in</w:t>
             </w:r>
@@ -871,11 +880,11 @@
         </w:tc>
         <w:tc>
           <w:tcPr>
-            <w:tcW w:type="dxa" w:w="7816"/>
+            <w:tcW w:type="dxa" w:w="8030"/>
           </w:tcPr>
           <w:p>
             <w:pPr>
-              <w:spacing w:before="40" w:after="40"/>
+              <w:spacing w:before="20" w:after="20" w:line="240" w:lineRule="auto"/>
             </w:pPr>
             <w:r>
               <w:rPr>
@@ -888,19 +897,21 @@
         </w:tc>
       </w:tr>
       <w:tr>
+        <w:trPr>
+          <w:cantSplit/>
+        </w:trPr>
         <w:tc>
           <w:tcPr>
-            <w:tcW w:type="dxa" w:w="2120"/>
+            <w:tcW w:type="dxa" w:w="1906"/>
           </w:tcPr>
           <w:p>
             <w:pPr>
-              <w:spacing w:before="40" w:after="40"/>
+              <w:spacing w:before="20" w:after="20" w:line="240" w:lineRule="auto"/>
             </w:pPr>
             <w:r>
               <w:rPr>
-                <w:rFonts w:ascii="Menlo" w:hAnsi="Menlo"/>
                 <w:b w:val="0"/>
-                <w:sz w:val="18"/>
+                <w:i w:val="0"/>
               </w:rPr>
               <w:t>vague</w:t>
             </w:r>
@@ -908,11 +919,11 @@
         </w:tc>
         <w:tc>
           <w:tcPr>
-            <w:tcW w:type="dxa" w:w="7816"/>
+            <w:tcW w:type="dxa" w:w="8030"/>
           </w:tcPr>
           <w:p>
             <w:pPr>
-              <w:spacing w:before="40" w:after="40"/>
+              <w:spacing w:before="20" w:after="20" w:line="240" w:lineRule="auto"/>
             </w:pPr>
             <w:r>
               <w:rPr>
@@ -925,19 +936,21 @@
         </w:tc>
       </w:tr>
       <w:tr>
+        <w:trPr>
+          <w:cantSplit/>
+        </w:trPr>
         <w:tc>
           <w:tcPr>
-            <w:tcW w:type="dxa" w:w="2120"/>
+            <w:tcW w:type="dxa" w:w="1906"/>
           </w:tcPr>
           <w:p>
             <w:pPr>
-              <w:spacing w:before="40" w:after="40"/>
+              <w:spacing w:before="20" w:after="20" w:line="240" w:lineRule="auto"/>
             </w:pPr>
             <w:r>
               <w:rPr>
-                <w:rFonts w:ascii="Menlo" w:hAnsi="Menlo"/>
                 <w:b w:val="0"/>
-                <w:sz w:val="18"/>
+                <w:i w:val="0"/>
               </w:rPr>
               <w:t>topic_switch</w:t>
             </w:r>
@@ -945,11 +958,11 @@
         </w:tc>
         <w:tc>
           <w:tcPr>
-            <w:tcW w:type="dxa" w:w="7816"/>
+            <w:tcW w:type="dxa" w:w="8030"/>
           </w:tcPr>
           <w:p>
             <w:pPr>
-              <w:spacing w:before="40" w:after="40"/>
+              <w:spacing w:before="20" w:after="20" w:line="240" w:lineRule="auto"/>
             </w:pPr>
             <w:r>
               <w:rPr>
@@ -962,19 +975,21 @@
         </w:tc>
       </w:tr>
       <w:tr>
+        <w:trPr>
+          <w:cantSplit/>
+        </w:trPr>
         <w:tc>
           <w:tcPr>
-            <w:tcW w:type="dxa" w:w="2120"/>
+            <w:tcW w:type="dxa" w:w="1906"/>
           </w:tcPr>
           <w:p>
             <w:pPr>
-              <w:spacing w:before="40" w:after="40"/>
+              <w:spacing w:before="20" w:after="20" w:line="240" w:lineRule="auto"/>
             </w:pPr>
             <w:r>
               <w:rPr>
-                <w:rFonts w:ascii="Menlo" w:hAnsi="Menlo"/>
                 <w:b w:val="0"/>
-                <w:sz w:val="18"/>
+                <w:i w:val="0"/>
               </w:rPr>
               <w:t>spelling</w:t>
             </w:r>
@@ -982,11 +997,11 @@
         </w:tc>
         <w:tc>
           <w:tcPr>
-            <w:tcW w:type="dxa" w:w="7816"/>
+            <w:tcW w:type="dxa" w:w="8030"/>
           </w:tcPr>
           <w:p>
             <w:pPr>
-              <w:spacing w:before="40" w:after="40"/>
+              <w:spacing w:before="20" w:after="20" w:line="240" w:lineRule="auto"/>
             </w:pPr>
             <w:r>
               <w:rPr>
@@ -999,19 +1014,21 @@
         </w:tc>
       </w:tr>
       <w:tr>
+        <w:trPr>
+          <w:cantSplit/>
+        </w:trPr>
         <w:tc>
           <w:tcPr>
-            <w:tcW w:type="dxa" w:w="2120"/>
+            <w:tcW w:type="dxa" w:w="1906"/>
           </w:tcPr>
           <w:p>
             <w:pPr>
-              <w:spacing w:before="40" w:after="40"/>
+              <w:spacing w:before="20" w:after="20" w:line="240" w:lineRule="auto"/>
             </w:pPr>
             <w:r>
               <w:rPr>
-                <w:rFonts w:ascii="Menlo" w:hAnsi="Menlo"/>
                 <w:b w:val="0"/>
-                <w:sz w:val="18"/>
+                <w:i w:val="0"/>
               </w:rPr>
               <w:t>medical_advice</w:t>
             </w:r>
@@ -1019,11 +1036,11 @@
         </w:tc>
         <w:tc>
           <w:tcPr>
-            <w:tcW w:type="dxa" w:w="7816"/>
+            <w:tcW w:type="dxa" w:w="8030"/>
           </w:tcPr>
           <w:p>
             <w:pPr>
-              <w:spacing w:before="40" w:after="40"/>
+              <w:spacing w:before="20" w:after="20" w:line="240" w:lineRule="auto"/>
             </w:pPr>
             <w:r>
               <w:rPr>
@@ -1051,9 +1068,8 @@
       </w:r>
       <w:r>
         <w:rPr>
-          <w:rFonts w:ascii="Menlo" w:hAnsi="Menlo"/>
           <w:b w:val="0"/>
-          <w:sz w:val="19"/>
+          <w:i w:val="0"/>
         </w:rPr>
         <w:t>IDENTITY=on_file</w:t>
       </w:r>
@@ -1156,9 +1172,8 @@
       </w:r>
       <w:r>
         <w:rPr>
-          <w:rFonts w:ascii="Menlo" w:hAnsi="Menlo"/>
           <w:b/>
-          <w:sz w:val="19"/>
+          <w:i w:val="0"/>
         </w:rPr>
         <w:t>calls/</w:t>
       </w:r>
@@ -1190,9 +1205,8 @@
       </w:r>
       <w:r>
         <w:rPr>
-          <w:rFonts w:ascii="Menlo" w:hAnsi="Menlo"/>
           <w:b/>
-          <w:sz w:val="19"/>
+          <w:i w:val="0"/>
         </w:rPr>
         <w:t>transcript.txt</w:t>
       </w:r>
@@ -1205,9 +1219,8 @@
       </w:r>
       <w:r>
         <w:rPr>
-          <w:rFonts w:ascii="Menlo" w:hAnsi="Menlo"/>
           <w:b w:val="0"/>
-          <w:sz w:val="19"/>
+          <w:i w:val="0"/>
         </w:rPr>
         <w:t>AGENT</w:t>
       </w:r>
@@ -1220,9 +1233,8 @@
       </w:r>
       <w:r>
         <w:rPr>
-          <w:rFonts w:ascii="Menlo" w:hAnsi="Menlo"/>
           <w:b w:val="0"/>
-          <w:sz w:val="19"/>
+          <w:i w:val="0"/>
         </w:rPr>
         <w:t>PATIENT</w:t>
       </w:r>
@@ -1247,9 +1259,8 @@
       </w:r>
       <w:r>
         <w:rPr>
-          <w:rFonts w:ascii="Menlo" w:hAnsi="Menlo"/>
           <w:b/>
-          <w:sz w:val="19"/>
+          <w:i w:val="0"/>
         </w:rPr>
         <w:t>recording.mp3</w:t>
       </w:r>
@@ -1288,9 +1299,8 @@
       </w:r>
       <w:r>
         <w:rPr>
-          <w:rFonts w:ascii="Menlo" w:hAnsi="Menlo"/>
           <w:b w:val="0"/>
-          <w:sz w:val="19"/>
+          <w:i w:val="0"/>
         </w:rPr>
         <w:t>python run_calls.py --scenario &lt;name&gt;</w:t>
       </w:r>
@@ -1315,9 +1325,8 @@
       </w:r>
       <w:r>
         <w:rPr>
-          <w:rFonts w:ascii="Menlo" w:hAnsi="Menlo"/>
           <w:b/>
-          <w:sz w:val="19"/>
+          <w:i w:val="0"/>
         </w:rPr>
         <w:t>BUGS.md</w:t>
       </w:r>
@@ -1375,9 +1384,8 @@
       </w:r>
       <w:r>
         <w:rPr>
-          <w:rFonts w:ascii="Menlo" w:hAnsi="Menlo"/>
           <w:b w:val="0"/>
-          <w:sz w:val="19"/>
+          <w:i w:val="0"/>
         </w:rPr>
         <w:t>+1XXXXXXXXXX</w:t>
       </w:r>

--- a/README.docx
+++ b/README.docx
@@ -39,7 +39,7 @@
           <w:b w:val="0"/>
           <w:i w:val="0"/>
         </w:rPr>
-        <w:t>, plays one of twelve patient personas over the phone via OpenAI's Realtime API, records both sides, and drafts a bug report from the transcripts.</w:t>
+        <w:t>, plays one of a set of patient personas over the phone via OpenAI's Realtime API, records both sides, and drafts a bug report from the transcripts.</w:t>
       </w:r>
     </w:p>
     <w:p>
@@ -1112,6 +1112,58 @@
       </w:r>
     </w:p>
     <w:p>
+      <w:r>
+        <w:rPr>
+          <w:b w:val="0"/>
+          <w:i w:val="0"/>
+        </w:rPr>
+        <w:t xml:space="preserve">A further 20 probe scenarios are written but not yet run — </w:t>
+      </w:r>
+      <w:r>
+        <w:rPr>
+          <w:b w:val="0"/>
+          <w:i w:val="0"/>
+        </w:rPr>
+        <w:t>ROUND2</w:t>
+      </w:r>
+      <w:r>
+        <w:rPr>
+          <w:b w:val="0"/>
+          <w:i w:val="0"/>
+        </w:rPr>
+        <w:t xml:space="preserve"> in </w:t>
+      </w:r>
+      <w:r>
+        <w:rPr>
+          <w:b w:val="0"/>
+          <w:i w:val="0"/>
+        </w:rPr>
+        <w:t>scenarios.py</w:t>
+      </w:r>
+      <w:r>
+        <w:rPr>
+          <w:b w:val="0"/>
+          <w:i w:val="0"/>
+        </w:rPr>
+        <w:t xml:space="preserve">. They target what the first 18 calls couldn't reach: emergency symptom triage, authentication with a wrong date of birth, disclosure of another patient's record, weekend booking, bot disclosure, double-booking, past dates. See the end of </w:t>
+      </w:r>
+      <w:r>
+        <w:rPr>
+          <w:b w:val="0"/>
+          <w:i w:val="0"/>
+          <w:color w:val="1A5FB4"/>
+        </w:rPr>
+        <w:t>BUGS.md</w:t>
+      </w:r>
+      <w:r>
+        <w:rPr>
+          <w:b w:val="0"/>
+          <w:i w:val="0"/>
+        </w:rPr>
+        <w:t xml:space="preserve"> for which to run first and why.</w:t>
+      </w:r>
+    </w:p>
+    <w:p>
       <w:pPr>
         <w:pStyle w:val="Heading2"/>
       </w:pPr>
